--- a/JokkeV_06 Project Menu2/Analyse.docx
+++ b/JokkeV_06 Project Menu2/Analyse.docx
@@ -12,15 +12,13 @@
       </w:r>
       <w:r>
         <w:br/>
-      </w:r>
-      <w:r>
-        <w:t>Stap 2: vraag getal</w:t>
-      </w:r>
-      <w:r>
-        <w:t>2</w:t>
-      </w:r>
-      <w:r>
-        <w:t xml:space="preserve"> + opslaan</w:t>
+        <w:t xml:space="preserve">Stap </w:t>
+      </w:r>
+      <w:r>
+        <w:t>3</w:t>
+      </w:r>
+      <w:r>
+        <w:t>: vraag getal2 + opslaan</w:t>
       </w:r>
       <w:r>
         <w:br/>
@@ -28,26 +26,43 @@
       </w:r>
       <w:proofErr w:type="gramStart"/>
       <w:r>
-        <w:t>3:Vraag</w:t>
+        <w:t>4</w:t>
+      </w:r>
+      <w:r>
+        <w:t>:Vraag</w:t>
       </w:r>
       <w:proofErr w:type="gramEnd"/>
       <w:r>
         <w:t xml:space="preserve"> of hij wilt  Vermenigvuldigen, optellen of verminderen</w:t>
       </w:r>
       <w:r>
-        <w:t xml:space="preserve"> of </w:t>
-      </w:r>
-      <w:proofErr w:type="spellStart"/>
-      <w:r>
-        <w:t>asluiten</w:t>
-      </w:r>
-      <w:proofErr w:type="spellEnd"/>
-      <w:r>
-        <w:t xml:space="preserve"> + sla keuze op</w:t>
+        <w:t xml:space="preserve"> of asluiten</w:t>
+      </w:r>
+    </w:p>
+    <w:p>
+      <w:r>
+        <w:t xml:space="preserve">Stap </w:t>
+      </w:r>
+      <w:proofErr w:type="gramStart"/>
+      <w:r>
+        <w:t>5</w:t>
+      </w:r>
+      <w:r>
+        <w:t xml:space="preserve">  sla</w:t>
+      </w:r>
+      <w:proofErr w:type="gramEnd"/>
+      <w:r>
+        <w:t xml:space="preserve"> keuze op</w:t>
       </w:r>
       <w:r>
         <w:br/>
-        <w:t xml:space="preserve">Stap 4: </w:t>
+        <w:t xml:space="preserve">Stap </w:t>
+      </w:r>
+      <w:r>
+        <w:t>6</w:t>
+      </w:r>
+      <w:r>
+        <w:t xml:space="preserve">: </w:t>
       </w:r>
     </w:p>
     <w:p>
@@ -59,25 +74,7 @@
       </w:r>
       <w:r>
         <w:br/>
-      </w:r>
-      <w:r>
-        <w:t>$</w:t>
-      </w:r>
-      <w:r>
-        <w:br/>
-        <w:t xml:space="preserve">Als hij kiest voor </w:t>
-      </w:r>
-      <w:r>
-        <w:t>vermenigvuldigen</w:t>
-      </w:r>
-      <w:r>
-        <w:t xml:space="preserve"> doe dan Getal1 </w:t>
-      </w:r>
-      <w:r>
-        <w:t>*</w:t>
-      </w:r>
-      <w:r>
-        <w:t xml:space="preserve"> getal</w:t>
+        <w:t>Als hij kiest voor vermenigvuldigen doe dan Getal1 * getal</w:t>
       </w:r>
       <w:r>
         <w:t>2</w:t>
@@ -93,7 +90,13 @@
     </w:p>
     <w:p>
       <w:r>
-        <w:t>Stap 5: toon de uitkomst of foutmelding.</w:t>
+        <w:t xml:space="preserve">Stap </w:t>
+      </w:r>
+      <w:r>
+        <w:t>7</w:t>
+      </w:r>
+      <w:r>
+        <w:t>: toon de uitkomst of foutmelding.</w:t>
       </w:r>
       <w:r>
         <w:br/>
@@ -121,35 +124,11 @@
         <w:br/>
       </w:r>
       <w:r>
-        <w:t>Vermindering</w:t>
-      </w:r>
-      <w:r>
-        <w:t>: 2</w:t>
-      </w:r>
-      <w:r>
-        <w:t>-</w:t>
-      </w:r>
-      <w:r>
-        <w:t>1 =</w:t>
-      </w:r>
-      <w:r>
-        <w:t>1</w:t>
+        <w:t>Vermindering: 2-1 =1</w:t>
       </w:r>
       <w:r>
         <w:br/>
-        <w:t>Vermenigvuldigen</w:t>
-      </w:r>
-      <w:r>
-        <w:t>: 2</w:t>
-      </w:r>
-      <w:r>
-        <w:t>*</w:t>
-      </w:r>
-      <w:r>
-        <w:t xml:space="preserve">1 = </w:t>
-      </w:r>
-      <w:r>
-        <w:t>2</w:t>
+        <w:t>Vermenigvuldigen: 2*1 = 2</w:t>
       </w:r>
       <w:r>
         <w:br/>

--- a/JokkeV_06 Project Menu2/Analyse.docx
+++ b/JokkeV_06 Project Menu2/Analyse.docx
@@ -36,8 +36,13 @@
         <w:t xml:space="preserve"> of hij wilt  Vermenigvuldigen, optellen of verminderen</w:t>
       </w:r>
       <w:r>
-        <w:t xml:space="preserve"> of asluiten</w:t>
-      </w:r>
+        <w:t xml:space="preserve"> of </w:t>
+      </w:r>
+      <w:proofErr w:type="spellStart"/>
+      <w:r>
+        <w:t>asluiten</w:t>
+      </w:r>
+      <w:proofErr w:type="spellEnd"/>
     </w:p>
     <w:p>
       <w:r>
@@ -98,8 +103,12 @@
       <w:r>
         <w:t>: toon de uitkomst of foutmelding.</w:t>
       </w:r>
-      <w:r>
-        <w:br/>
+    </w:p>
+    <w:p/>
+    <w:p/>
+    <w:p/>
+    <w:p>
+      <w:r>
         <w:t>Testgegevens</w:t>
       </w:r>
       <w:r>
@@ -109,9 +118,6 @@
       <w:r>
         <w:br/>
         <w:t>getal 2: 2</w:t>
-      </w:r>
-      <w:r>
-        <w:br/>
       </w:r>
       <w:r>
         <w:br/>
